--- a/C_codespace/2 kurs/3-rd senester/programming languages/laboratory work/2-nd lab/Dima/БПИ24-02. Пузынин. Лаб №2.docx
+++ b/C_codespace/2 kurs/3-rd senester/programming languages/laboratory work/2-nd lab/Dima/БПИ24-02. Пузынин. Лаб №2.docx
@@ -448,14 +448,7 @@
           <w:szCs w:val="28"/>
           <w:u w:val="single"/>
         </w:rPr>
-        <w:t xml:space="preserve"> </w:t>
-      </w:r>
-      <w:r>
-        <w:rPr>
-          <w:szCs w:val="28"/>
-          <w:u w:val="single"/>
-        </w:rPr>
-        <w:t>А.В</w:t>
+        <w:t xml:space="preserve"> А.В</w:t>
       </w:r>
       <w:r>
         <w:rPr>
@@ -595,14 +588,7 @@
           <w:szCs w:val="28"/>
           <w:u w:val="single"/>
         </w:rPr>
-        <w:t xml:space="preserve"> </w:t>
-      </w:r>
-      <w:r>
-        <w:rPr>
-          <w:szCs w:val="28"/>
-          <w:u w:val="single"/>
-        </w:rPr>
-        <w:t>Д. А. Пузынин</w:t>
+        <w:t xml:space="preserve"> Д. А. Пузынин</w:t>
       </w:r>
     </w:p>
     <w:p>
@@ -1214,18 +1200,10 @@
         <w:t>о)</w:t>
       </w:r>
       <w:r>
-        <w:t xml:space="preserve">: </w:t>
-      </w:r>
-      <w:r>
-        <w:t>Оценка</w:t>
-      </w:r>
-    </w:p>
-    <w:p>
-      <w:pPr>
-        <w:rPr>
-          <w:lang w:val="en-US"/>
-        </w:rPr>
-      </w:pPr>
+        <w:t>: Оценка</w:t>
+      </w:r>
+    </w:p>
+    <w:p>
       <w:r>
         <w:rPr>
           <w:b/>
@@ -1569,7 +1547,6 @@
         <w:rPr>
           <w:b/>
           <w:bCs/>
-          <w:lang w:val="en-US"/>
         </w:rPr>
       </w:pPr>
       <w:r>
@@ -1649,11 +1626,6 @@
       </w:r>
     </w:p>
     <w:p>
-      <w:pPr>
-        <w:rPr>
-          <w:lang w:val="en-US"/>
-        </w:rPr>
-      </w:pPr>
       <w:r>
         <w:rPr>
           <w:b/>
@@ -1662,9 +1634,6 @@
         <w:t>Отлично</w:t>
       </w:r>
       <w:r>
-        <w:rPr>
-          <w:lang w:val="en-US"/>
-        </w:rPr>
         <w:t xml:space="preserve"> - </w:t>
       </w:r>
       <w:r>
@@ -2207,13 +2176,1278 @@
         <w:t>ХОД РАБОТЫ</w:t>
       </w:r>
     </w:p>
+    <w:p>
+      <w:pPr>
+        <w:rPr>
+          <w:lang w:val="en-US"/>
+        </w:rPr>
+      </w:pPr>
+    </w:p>
+    <w:p>
+      <w:pPr>
+        <w:keepNext/>
+        <w:ind w:firstLine="0"/>
+      </w:pPr>
+      <w:r>
+        <w:rPr>
+          <w:noProof/>
+        </w:rPr>
+        <w:drawing>
+          <wp:inline distT="0" distB="0" distL="0" distR="0" wp14:anchorId="647A7923" wp14:editId="35F668C1">
+            <wp:extent cx="4965684" cy="8420986"/>
+            <wp:effectExtent l="0" t="0" r="6985" b="0"/>
+            <wp:docPr id="9" name="Рисунок 9"/>
+            <wp:cNvGraphicFramePr>
+              <a:graphicFrameLocks xmlns:a="http://schemas.openxmlformats.org/drawingml/2006/main" noChangeAspect="1"/>
+            </wp:cNvGraphicFramePr>
+            <a:graphic xmlns:a="http://schemas.openxmlformats.org/drawingml/2006/main">
+              <a:graphicData uri="http://schemas.openxmlformats.org/drawingml/2006/picture">
+                <pic:pic xmlns:pic="http://schemas.openxmlformats.org/drawingml/2006/picture">
+                  <pic:nvPicPr>
+                    <pic:cNvPr id="0" name="Picture 1"/>
+                    <pic:cNvPicPr>
+                      <a:picLocks noChangeAspect="1" noChangeArrowheads="1"/>
+                    </pic:cNvPicPr>
+                  </pic:nvPicPr>
+                  <pic:blipFill>
+                    <a:blip r:embed="rId6">
+                      <a:extLst>
+                        <a:ext uri="{28A0092B-C50C-407E-A947-70E740481C1C}">
+                          <a14:useLocalDpi xmlns:a14="http://schemas.microsoft.com/office/drawing/2010/main" val="0"/>
+                        </a:ext>
+                      </a:extLst>
+                    </a:blip>
+                    <a:srcRect/>
+                    <a:stretch>
+                      <a:fillRect/>
+                    </a:stretch>
+                  </pic:blipFill>
+                  <pic:spPr bwMode="auto">
+                    <a:xfrm>
+                      <a:off x="0" y="0"/>
+                      <a:ext cx="4967085" cy="8423362"/>
+                    </a:xfrm>
+                    <a:prstGeom prst="rect">
+                      <a:avLst/>
+                    </a:prstGeom>
+                    <a:noFill/>
+                    <a:ln>
+                      <a:noFill/>
+                    </a:ln>
+                  </pic:spPr>
+                </pic:pic>
+              </a:graphicData>
+            </a:graphic>
+          </wp:inline>
+        </w:drawing>
+      </w:r>
+    </w:p>
+    <w:p>
+      <w:pPr>
+        <w:pStyle w:val="af"/>
+        <w:rPr>
+          <w:lang w:val="en-US"/>
+        </w:rPr>
+      </w:pPr>
+      <w:r>
+        <w:t>Рис</w:t>
+      </w:r>
+      <w:r>
+        <w:rPr>
+          <w:lang w:val="en-US"/>
+        </w:rPr>
+        <w:t xml:space="preserve"> </w:t>
+      </w:r>
+      <w:r>
+        <w:fldChar w:fldCharType="begin"/>
+      </w:r>
+      <w:r>
+        <w:rPr>
+          <w:lang w:val="en-US"/>
+        </w:rPr>
+        <w:instrText xml:space="preserve"> SEQ </w:instrText>
+      </w:r>
+      <w:r>
+        <w:instrText>Рис</w:instrText>
+      </w:r>
+      <w:r>
+        <w:rPr>
+          <w:lang w:val="en-US"/>
+        </w:rPr>
+        <w:instrText xml:space="preserve"> \* ARABIC </w:instrText>
+      </w:r>
+      <w:r>
+        <w:fldChar w:fldCharType="separate"/>
+      </w:r>
+      <w:r>
+        <w:rPr>
+          <w:noProof/>
+          <w:lang w:val="en-US"/>
+        </w:rPr>
+        <w:t>1</w:t>
+      </w:r>
+      <w:r>
+        <w:fldChar w:fldCharType="end"/>
+      </w:r>
+      <w:r>
+        <w:rPr>
+          <w:lang w:val="en-US"/>
+        </w:rPr>
+        <w:t xml:space="preserve"> - </w:t>
+      </w:r>
+      <w:r>
+        <w:t>файл</w:t>
+      </w:r>
+      <w:r>
+        <w:rPr>
+          <w:lang w:val="en-US"/>
+        </w:rPr>
+        <w:t xml:space="preserve"> </w:t>
+      </w:r>
+      <w:proofErr w:type="spellStart"/>
+      <w:r>
+        <w:rPr>
+          <w:lang w:val="en-US"/>
+        </w:rPr>
+        <w:t>storage_devices.h</w:t>
+      </w:r>
+      <w:proofErr w:type="spellEnd"/>
+      <w:r>
+        <w:rPr>
+          <w:lang w:val="en-US"/>
+        </w:rPr>
+        <w:t>, (1</w:t>
+      </w:r>
+      <w:r>
+        <w:rPr>
+          <w:lang w:val="en-US"/>
+        </w:rPr>
+        <w:t>/</w:t>
+      </w:r>
+      <w:r>
+        <w:rPr>
+          <w:lang w:val="en-US"/>
+        </w:rPr>
+        <w:t>2)</w:t>
+      </w:r>
+    </w:p>
+    <w:p>
+      <w:pPr>
+        <w:keepNext/>
+        <w:ind w:firstLine="0"/>
+      </w:pPr>
+      <w:r>
+        <w:rPr>
+          <w:noProof/>
+        </w:rPr>
+        <w:lastRenderedPageBreak/>
+        <w:drawing>
+          <wp:inline distT="0" distB="0" distL="0" distR="0" wp14:anchorId="33A4799B" wp14:editId="5DF8D1F8">
+            <wp:extent cx="4657090" cy="3381375"/>
+            <wp:effectExtent l="0" t="0" r="0" b="9525"/>
+            <wp:docPr id="10" name="Рисунок 10"/>
+            <wp:cNvGraphicFramePr>
+              <a:graphicFrameLocks xmlns:a="http://schemas.openxmlformats.org/drawingml/2006/main" noChangeAspect="1"/>
+            </wp:cNvGraphicFramePr>
+            <a:graphic xmlns:a="http://schemas.openxmlformats.org/drawingml/2006/main">
+              <a:graphicData uri="http://schemas.openxmlformats.org/drawingml/2006/picture">
+                <pic:pic xmlns:pic="http://schemas.openxmlformats.org/drawingml/2006/picture">
+                  <pic:nvPicPr>
+                    <pic:cNvPr id="0" name="Picture 2"/>
+                    <pic:cNvPicPr>
+                      <a:picLocks noChangeAspect="1" noChangeArrowheads="1"/>
+                    </pic:cNvPicPr>
+                  </pic:nvPicPr>
+                  <pic:blipFill>
+                    <a:blip r:embed="rId7">
+                      <a:extLst>
+                        <a:ext uri="{28A0092B-C50C-407E-A947-70E740481C1C}">
+                          <a14:useLocalDpi xmlns:a14="http://schemas.microsoft.com/office/drawing/2010/main" val="0"/>
+                        </a:ext>
+                      </a:extLst>
+                    </a:blip>
+                    <a:srcRect/>
+                    <a:stretch>
+                      <a:fillRect/>
+                    </a:stretch>
+                  </pic:blipFill>
+                  <pic:spPr bwMode="auto">
+                    <a:xfrm>
+                      <a:off x="0" y="0"/>
+                      <a:ext cx="4657090" cy="3381375"/>
+                    </a:xfrm>
+                    <a:prstGeom prst="rect">
+                      <a:avLst/>
+                    </a:prstGeom>
+                    <a:noFill/>
+                    <a:ln>
+                      <a:noFill/>
+                    </a:ln>
+                  </pic:spPr>
+                </pic:pic>
+              </a:graphicData>
+            </a:graphic>
+          </wp:inline>
+        </w:drawing>
+      </w:r>
+    </w:p>
+    <w:p>
+      <w:pPr>
+        <w:pStyle w:val="af"/>
+        <w:rPr>
+          <w:lang w:val="en-US"/>
+        </w:rPr>
+      </w:pPr>
+      <w:r>
+        <w:t>Рис</w:t>
+      </w:r>
+      <w:r>
+        <w:rPr>
+          <w:lang w:val="en-US"/>
+        </w:rPr>
+        <w:t xml:space="preserve"> </w:t>
+      </w:r>
+      <w:r>
+        <w:fldChar w:fldCharType="begin"/>
+      </w:r>
+      <w:r>
+        <w:rPr>
+          <w:lang w:val="en-US"/>
+        </w:rPr>
+        <w:instrText xml:space="preserve"> SEQ </w:instrText>
+      </w:r>
+      <w:r>
+        <w:instrText>Рис</w:instrText>
+      </w:r>
+      <w:r>
+        <w:rPr>
+          <w:lang w:val="en-US"/>
+        </w:rPr>
+        <w:instrText xml:space="preserve"> \* ARABIC </w:instrText>
+      </w:r>
+      <w:r>
+        <w:fldChar w:fldCharType="separate"/>
+      </w:r>
+      <w:r>
+        <w:rPr>
+          <w:noProof/>
+          <w:lang w:val="en-US"/>
+        </w:rPr>
+        <w:t>2</w:t>
+      </w:r>
+      <w:r>
+        <w:fldChar w:fldCharType="end"/>
+      </w:r>
+      <w:r>
+        <w:rPr>
+          <w:lang w:val="en-US"/>
+        </w:rPr>
+        <w:t xml:space="preserve"> - </w:t>
+      </w:r>
+      <w:r>
+        <w:t>файл</w:t>
+      </w:r>
+      <w:r>
+        <w:rPr>
+          <w:lang w:val="en-US"/>
+        </w:rPr>
+        <w:t xml:space="preserve"> </w:t>
+      </w:r>
+      <w:proofErr w:type="spellStart"/>
+      <w:r>
+        <w:rPr>
+          <w:lang w:val="en-US"/>
+        </w:rPr>
+        <w:t>storage_devices.h</w:t>
+      </w:r>
+      <w:proofErr w:type="spellEnd"/>
+      <w:r>
+        <w:rPr>
+          <w:lang w:val="en-US"/>
+        </w:rPr>
+        <w:t>, (2/2)</w:t>
+      </w:r>
+    </w:p>
+    <w:p>
+      <w:pPr>
+        <w:keepNext/>
+        <w:ind w:firstLine="0"/>
+      </w:pPr>
+      <w:r>
+        <w:rPr>
+          <w:noProof/>
+        </w:rPr>
+        <w:lastRenderedPageBreak/>
+        <w:drawing>
+          <wp:inline distT="0" distB="0" distL="0" distR="0" wp14:anchorId="15767AB2" wp14:editId="2C330F5B">
+            <wp:extent cx="5167630" cy="9005777"/>
+            <wp:effectExtent l="0" t="0" r="0" b="5080"/>
+            <wp:docPr id="11" name="Рисунок 11"/>
+            <wp:cNvGraphicFramePr>
+              <a:graphicFrameLocks xmlns:a="http://schemas.openxmlformats.org/drawingml/2006/main" noChangeAspect="1"/>
+            </wp:cNvGraphicFramePr>
+            <a:graphic xmlns:a="http://schemas.openxmlformats.org/drawingml/2006/main">
+              <a:graphicData uri="http://schemas.openxmlformats.org/drawingml/2006/picture">
+                <pic:pic xmlns:pic="http://schemas.openxmlformats.org/drawingml/2006/picture">
+                  <pic:nvPicPr>
+                    <pic:cNvPr id="0" name="Picture 3"/>
+                    <pic:cNvPicPr>
+                      <a:picLocks noChangeAspect="1" noChangeArrowheads="1"/>
+                    </pic:cNvPicPr>
+                  </pic:nvPicPr>
+                  <pic:blipFill>
+                    <a:blip r:embed="rId8">
+                      <a:extLst>
+                        <a:ext uri="{28A0092B-C50C-407E-A947-70E740481C1C}">
+                          <a14:useLocalDpi xmlns:a14="http://schemas.microsoft.com/office/drawing/2010/main" val="0"/>
+                        </a:ext>
+                      </a:extLst>
+                    </a:blip>
+                    <a:srcRect/>
+                    <a:stretch>
+                      <a:fillRect/>
+                    </a:stretch>
+                  </pic:blipFill>
+                  <pic:spPr bwMode="auto">
+                    <a:xfrm>
+                      <a:off x="0" y="0"/>
+                      <a:ext cx="5168087" cy="9006574"/>
+                    </a:xfrm>
+                    <a:prstGeom prst="rect">
+                      <a:avLst/>
+                    </a:prstGeom>
+                    <a:noFill/>
+                    <a:ln>
+                      <a:noFill/>
+                    </a:ln>
+                  </pic:spPr>
+                </pic:pic>
+              </a:graphicData>
+            </a:graphic>
+          </wp:inline>
+        </w:drawing>
+      </w:r>
+    </w:p>
+    <w:p>
+      <w:pPr>
+        <w:pStyle w:val="af"/>
+        <w:rPr>
+          <w:lang w:val="en-US"/>
+        </w:rPr>
+      </w:pPr>
+      <w:r>
+        <w:t>Рис</w:t>
+      </w:r>
+      <w:r>
+        <w:rPr>
+          <w:lang w:val="en-US"/>
+        </w:rPr>
+        <w:t xml:space="preserve"> </w:t>
+      </w:r>
+      <w:r>
+        <w:fldChar w:fldCharType="begin"/>
+      </w:r>
+      <w:r>
+        <w:rPr>
+          <w:lang w:val="en-US"/>
+        </w:rPr>
+        <w:instrText xml:space="preserve"> SEQ </w:instrText>
+      </w:r>
+      <w:r>
+        <w:instrText>Рис</w:instrText>
+      </w:r>
+      <w:r>
+        <w:rPr>
+          <w:lang w:val="en-US"/>
+        </w:rPr>
+        <w:instrText xml:space="preserve"> \* ARABIC </w:instrText>
+      </w:r>
+      <w:r>
+        <w:fldChar w:fldCharType="separate"/>
+      </w:r>
+      <w:r>
+        <w:rPr>
+          <w:noProof/>
+          <w:lang w:val="en-US"/>
+        </w:rPr>
+        <w:t>3</w:t>
+      </w:r>
+      <w:r>
+        <w:fldChar w:fldCharType="end"/>
+      </w:r>
+      <w:r>
+        <w:rPr>
+          <w:lang w:val="en-US"/>
+        </w:rPr>
+        <w:t xml:space="preserve"> - </w:t>
+      </w:r>
+      <w:r>
+        <w:t>файл</w:t>
+      </w:r>
+      <w:r>
+        <w:rPr>
+          <w:lang w:val="en-US"/>
+        </w:rPr>
+        <w:t xml:space="preserve"> storage_devices.cpp, (1</w:t>
+      </w:r>
+      <w:r>
+        <w:rPr>
+          <w:lang w:val="en-US"/>
+        </w:rPr>
+        <w:t>/</w:t>
+      </w:r>
+      <w:r>
+        <w:rPr>
+          <w:lang w:val="en-US"/>
+        </w:rPr>
+        <w:t>3)</w:t>
+      </w:r>
+    </w:p>
+    <w:p>
+      <w:pPr>
+        <w:keepNext/>
+        <w:ind w:firstLine="0"/>
+      </w:pPr>
+      <w:r>
+        <w:rPr>
+          <w:noProof/>
+        </w:rPr>
+        <w:lastRenderedPageBreak/>
+        <w:drawing>
+          <wp:inline distT="0" distB="0" distL="0" distR="0" wp14:anchorId="7C5336B0" wp14:editId="1D170A0A">
+            <wp:extent cx="5506711" cy="9048307"/>
+            <wp:effectExtent l="0" t="0" r="0" b="635"/>
+            <wp:docPr id="12" name="Рисунок 12"/>
+            <wp:cNvGraphicFramePr>
+              <a:graphicFrameLocks xmlns:a="http://schemas.openxmlformats.org/drawingml/2006/main" noChangeAspect="1"/>
+            </wp:cNvGraphicFramePr>
+            <a:graphic xmlns:a="http://schemas.openxmlformats.org/drawingml/2006/main">
+              <a:graphicData uri="http://schemas.openxmlformats.org/drawingml/2006/picture">
+                <pic:pic xmlns:pic="http://schemas.openxmlformats.org/drawingml/2006/picture">
+                  <pic:nvPicPr>
+                    <pic:cNvPr id="0" name="Picture 4"/>
+                    <pic:cNvPicPr>
+                      <a:picLocks noChangeAspect="1" noChangeArrowheads="1"/>
+                    </pic:cNvPicPr>
+                  </pic:nvPicPr>
+                  <pic:blipFill>
+                    <a:blip r:embed="rId9">
+                      <a:extLst>
+                        <a:ext uri="{28A0092B-C50C-407E-A947-70E740481C1C}">
+                          <a14:useLocalDpi xmlns:a14="http://schemas.microsoft.com/office/drawing/2010/main" val="0"/>
+                        </a:ext>
+                      </a:extLst>
+                    </a:blip>
+                    <a:srcRect/>
+                    <a:stretch>
+                      <a:fillRect/>
+                    </a:stretch>
+                  </pic:blipFill>
+                  <pic:spPr bwMode="auto">
+                    <a:xfrm>
+                      <a:off x="0" y="0"/>
+                      <a:ext cx="5511150" cy="9055600"/>
+                    </a:xfrm>
+                    <a:prstGeom prst="rect">
+                      <a:avLst/>
+                    </a:prstGeom>
+                    <a:noFill/>
+                    <a:ln>
+                      <a:noFill/>
+                    </a:ln>
+                  </pic:spPr>
+                </pic:pic>
+              </a:graphicData>
+            </a:graphic>
+          </wp:inline>
+        </w:drawing>
+      </w:r>
+    </w:p>
+    <w:p>
+      <w:pPr>
+        <w:pStyle w:val="af"/>
+        <w:rPr>
+          <w:lang w:val="en-US"/>
+        </w:rPr>
+      </w:pPr>
+      <w:r>
+        <w:t>Рис</w:t>
+      </w:r>
+      <w:r>
+        <w:rPr>
+          <w:lang w:val="en-US"/>
+        </w:rPr>
+        <w:t xml:space="preserve"> </w:t>
+      </w:r>
+      <w:r>
+        <w:fldChar w:fldCharType="begin"/>
+      </w:r>
+      <w:r>
+        <w:rPr>
+          <w:lang w:val="en-US"/>
+        </w:rPr>
+        <w:instrText xml:space="preserve"> SEQ </w:instrText>
+      </w:r>
+      <w:r>
+        <w:instrText>Рис</w:instrText>
+      </w:r>
+      <w:r>
+        <w:rPr>
+          <w:lang w:val="en-US"/>
+        </w:rPr>
+        <w:instrText xml:space="preserve"> \* ARABIC </w:instrText>
+      </w:r>
+      <w:r>
+        <w:fldChar w:fldCharType="separate"/>
+      </w:r>
+      <w:r>
+        <w:rPr>
+          <w:noProof/>
+          <w:lang w:val="en-US"/>
+        </w:rPr>
+        <w:t>4</w:t>
+      </w:r>
+      <w:r>
+        <w:fldChar w:fldCharType="end"/>
+      </w:r>
+      <w:r>
+        <w:rPr>
+          <w:lang w:val="en-US"/>
+        </w:rPr>
+        <w:t xml:space="preserve"> - </w:t>
+      </w:r>
+      <w:r>
+        <w:t>файл</w:t>
+      </w:r>
+      <w:r>
+        <w:rPr>
+          <w:lang w:val="en-US"/>
+        </w:rPr>
+        <w:t xml:space="preserve"> storage_devices.cpp, (2/3)</w:t>
+      </w:r>
+    </w:p>
+    <w:p>
+      <w:pPr>
+        <w:keepNext/>
+        <w:ind w:firstLine="0"/>
+      </w:pPr>
+      <w:r>
+        <w:rPr>
+          <w:noProof/>
+          <w:lang w:val="en-US"/>
+        </w:rPr>
+        <w:lastRenderedPageBreak/>
+        <w:drawing>
+          <wp:inline distT="0" distB="0" distL="0" distR="0" wp14:anchorId="36D0FB85" wp14:editId="3B4FE5F8">
+            <wp:extent cx="5932805" cy="5114290"/>
+            <wp:effectExtent l="0" t="0" r="0" b="0"/>
+            <wp:docPr id="14" name="Рисунок 14"/>
+            <wp:cNvGraphicFramePr>
+              <a:graphicFrameLocks xmlns:a="http://schemas.openxmlformats.org/drawingml/2006/main" noChangeAspect="1"/>
+            </wp:cNvGraphicFramePr>
+            <a:graphic xmlns:a="http://schemas.openxmlformats.org/drawingml/2006/main">
+              <a:graphicData uri="http://schemas.openxmlformats.org/drawingml/2006/picture">
+                <pic:pic xmlns:pic="http://schemas.openxmlformats.org/drawingml/2006/picture">
+                  <pic:nvPicPr>
+                    <pic:cNvPr id="0" name="Picture 6"/>
+                    <pic:cNvPicPr>
+                      <a:picLocks noChangeAspect="1" noChangeArrowheads="1"/>
+                    </pic:cNvPicPr>
+                  </pic:nvPicPr>
+                  <pic:blipFill>
+                    <a:blip r:embed="rId10">
+                      <a:extLst>
+                        <a:ext uri="{28A0092B-C50C-407E-A947-70E740481C1C}">
+                          <a14:useLocalDpi xmlns:a14="http://schemas.microsoft.com/office/drawing/2010/main" val="0"/>
+                        </a:ext>
+                      </a:extLst>
+                    </a:blip>
+                    <a:srcRect/>
+                    <a:stretch>
+                      <a:fillRect/>
+                    </a:stretch>
+                  </pic:blipFill>
+                  <pic:spPr bwMode="auto">
+                    <a:xfrm>
+                      <a:off x="0" y="0"/>
+                      <a:ext cx="5932805" cy="5114290"/>
+                    </a:xfrm>
+                    <a:prstGeom prst="rect">
+                      <a:avLst/>
+                    </a:prstGeom>
+                    <a:noFill/>
+                    <a:ln>
+                      <a:noFill/>
+                    </a:ln>
+                  </pic:spPr>
+                </pic:pic>
+              </a:graphicData>
+            </a:graphic>
+          </wp:inline>
+        </w:drawing>
+      </w:r>
+    </w:p>
+    <w:p>
+      <w:pPr>
+        <w:pStyle w:val="af"/>
+        <w:rPr>
+          <w:lang w:val="en-US"/>
+        </w:rPr>
+      </w:pPr>
+      <w:r>
+        <w:t>Рис</w:t>
+      </w:r>
+      <w:r>
+        <w:rPr>
+          <w:lang w:val="en-US"/>
+        </w:rPr>
+        <w:t xml:space="preserve"> </w:t>
+      </w:r>
+      <w:r>
+        <w:fldChar w:fldCharType="begin"/>
+      </w:r>
+      <w:r>
+        <w:rPr>
+          <w:lang w:val="en-US"/>
+        </w:rPr>
+        <w:instrText xml:space="preserve"> SEQ </w:instrText>
+      </w:r>
+      <w:r>
+        <w:instrText>Рис</w:instrText>
+      </w:r>
+      <w:r>
+        <w:rPr>
+          <w:lang w:val="en-US"/>
+        </w:rPr>
+        <w:instrText xml:space="preserve"> \* ARABIC </w:instrText>
+      </w:r>
+      <w:r>
+        <w:fldChar w:fldCharType="separate"/>
+      </w:r>
+      <w:r>
+        <w:rPr>
+          <w:noProof/>
+          <w:lang w:val="en-US"/>
+        </w:rPr>
+        <w:t>5</w:t>
+      </w:r>
+      <w:r>
+        <w:fldChar w:fldCharType="end"/>
+      </w:r>
+      <w:r>
+        <w:rPr>
+          <w:lang w:val="en-US"/>
+        </w:rPr>
+        <w:t xml:space="preserve"> - </w:t>
+      </w:r>
+      <w:r>
+        <w:t>файл</w:t>
+      </w:r>
+      <w:r>
+        <w:rPr>
+          <w:lang w:val="en-US"/>
+        </w:rPr>
+        <w:t xml:space="preserve"> storage_devices.cpp, (3/3)</w:t>
+      </w:r>
+    </w:p>
+    <w:p>
+      <w:pPr>
+        <w:keepNext/>
+        <w:ind w:firstLine="0"/>
+      </w:pPr>
+      <w:r>
+        <w:rPr>
+          <w:noProof/>
+        </w:rPr>
+        <w:lastRenderedPageBreak/>
+        <w:drawing>
+          <wp:inline distT="0" distB="0" distL="0" distR="0" wp14:anchorId="6BD7F4DA" wp14:editId="389A4773">
+            <wp:extent cx="5858114" cy="9016409"/>
+            <wp:effectExtent l="0" t="0" r="9525" b="0"/>
+            <wp:docPr id="16" name="Рисунок 16"/>
+            <wp:cNvGraphicFramePr>
+              <a:graphicFrameLocks xmlns:a="http://schemas.openxmlformats.org/drawingml/2006/main" noChangeAspect="1"/>
+            </wp:cNvGraphicFramePr>
+            <a:graphic xmlns:a="http://schemas.openxmlformats.org/drawingml/2006/main">
+              <a:graphicData uri="http://schemas.openxmlformats.org/drawingml/2006/picture">
+                <pic:pic xmlns:pic="http://schemas.openxmlformats.org/drawingml/2006/picture">
+                  <pic:nvPicPr>
+                    <pic:cNvPr id="0" name="Picture 8"/>
+                    <pic:cNvPicPr>
+                      <a:picLocks noChangeAspect="1" noChangeArrowheads="1"/>
+                    </pic:cNvPicPr>
+                  </pic:nvPicPr>
+                  <pic:blipFill>
+                    <a:blip r:embed="rId11">
+                      <a:extLst>
+                        <a:ext uri="{28A0092B-C50C-407E-A947-70E740481C1C}">
+                          <a14:useLocalDpi xmlns:a14="http://schemas.microsoft.com/office/drawing/2010/main" val="0"/>
+                        </a:ext>
+                      </a:extLst>
+                    </a:blip>
+                    <a:srcRect/>
+                    <a:stretch>
+                      <a:fillRect/>
+                    </a:stretch>
+                  </pic:blipFill>
+                  <pic:spPr bwMode="auto">
+                    <a:xfrm>
+                      <a:off x="0" y="0"/>
+                      <a:ext cx="5859622" cy="9018730"/>
+                    </a:xfrm>
+                    <a:prstGeom prst="rect">
+                      <a:avLst/>
+                    </a:prstGeom>
+                    <a:noFill/>
+                    <a:ln>
+                      <a:noFill/>
+                    </a:ln>
+                  </pic:spPr>
+                </pic:pic>
+              </a:graphicData>
+            </a:graphic>
+          </wp:inline>
+        </w:drawing>
+      </w:r>
+    </w:p>
+    <w:p>
+      <w:pPr>
+        <w:pStyle w:val="af"/>
+        <w:rPr>
+          <w:lang w:val="en-US"/>
+        </w:rPr>
+      </w:pPr>
+      <w:r>
+        <w:t xml:space="preserve">Рис </w:t>
+      </w:r>
+      <w:r>
+        <w:fldChar w:fldCharType="begin"/>
+      </w:r>
+      <w:r>
+        <w:instrText xml:space="preserve"> SEQ Рис \* ARABIC </w:instrText>
+      </w:r>
+      <w:r>
+        <w:fldChar w:fldCharType="separate"/>
+      </w:r>
+      <w:r>
+        <w:rPr>
+          <w:noProof/>
+        </w:rPr>
+        <w:t>6</w:t>
+      </w:r>
+      <w:r>
+        <w:fldChar w:fldCharType="end"/>
+      </w:r>
+      <w:r>
+        <w:t xml:space="preserve"> - файл </w:t>
+      </w:r>
+      <w:r>
+        <w:rPr>
+          <w:lang w:val="en-US"/>
+        </w:rPr>
+        <w:t>main.cpp (1/2)</w:t>
+      </w:r>
+    </w:p>
+    <w:p>
+      <w:pPr>
+        <w:keepNext/>
+        <w:ind w:firstLine="0"/>
+      </w:pPr>
+      <w:r>
+        <w:rPr>
+          <w:noProof/>
+          <w:lang w:val="en-US"/>
+        </w:rPr>
+        <w:lastRenderedPageBreak/>
+        <w:drawing>
+          <wp:inline distT="0" distB="0" distL="0" distR="0" wp14:anchorId="57A421EC" wp14:editId="5F29DC51">
+            <wp:extent cx="5709545" cy="9037674"/>
+            <wp:effectExtent l="0" t="0" r="5715" b="0"/>
+            <wp:docPr id="17" name="Рисунок 17"/>
+            <wp:cNvGraphicFramePr>
+              <a:graphicFrameLocks xmlns:a="http://schemas.openxmlformats.org/drawingml/2006/main" noChangeAspect="1"/>
+            </wp:cNvGraphicFramePr>
+            <a:graphic xmlns:a="http://schemas.openxmlformats.org/drawingml/2006/main">
+              <a:graphicData uri="http://schemas.openxmlformats.org/drawingml/2006/picture">
+                <pic:pic xmlns:pic="http://schemas.openxmlformats.org/drawingml/2006/picture">
+                  <pic:nvPicPr>
+                    <pic:cNvPr id="0" name="Picture 9"/>
+                    <pic:cNvPicPr>
+                      <a:picLocks noChangeAspect="1" noChangeArrowheads="1"/>
+                    </pic:cNvPicPr>
+                  </pic:nvPicPr>
+                  <pic:blipFill>
+                    <a:blip r:embed="rId12">
+                      <a:extLst>
+                        <a:ext uri="{28A0092B-C50C-407E-A947-70E740481C1C}">
+                          <a14:useLocalDpi xmlns:a14="http://schemas.microsoft.com/office/drawing/2010/main" val="0"/>
+                        </a:ext>
+                      </a:extLst>
+                    </a:blip>
+                    <a:srcRect/>
+                    <a:stretch>
+                      <a:fillRect/>
+                    </a:stretch>
+                  </pic:blipFill>
+                  <pic:spPr bwMode="auto">
+                    <a:xfrm>
+                      <a:off x="0" y="0"/>
+                      <a:ext cx="5710848" cy="9039737"/>
+                    </a:xfrm>
+                    <a:prstGeom prst="rect">
+                      <a:avLst/>
+                    </a:prstGeom>
+                    <a:noFill/>
+                    <a:ln>
+                      <a:noFill/>
+                    </a:ln>
+                  </pic:spPr>
+                </pic:pic>
+              </a:graphicData>
+            </a:graphic>
+          </wp:inline>
+        </w:drawing>
+      </w:r>
+    </w:p>
+    <w:p>
+      <w:pPr>
+        <w:pStyle w:val="af"/>
+      </w:pPr>
+      <w:r>
+        <w:t xml:space="preserve">Рис </w:t>
+      </w:r>
+      <w:r>
+        <w:fldChar w:fldCharType="begin"/>
+      </w:r>
+      <w:r>
+        <w:instrText xml:space="preserve"> SEQ Рис \* ARABIC </w:instrText>
+      </w:r>
+      <w:r>
+        <w:fldChar w:fldCharType="separate"/>
+      </w:r>
+      <w:r>
+        <w:rPr>
+          <w:noProof/>
+        </w:rPr>
+        <w:t>7</w:t>
+      </w:r>
+      <w:r>
+        <w:fldChar w:fldCharType="end"/>
+      </w:r>
+      <w:r>
+        <w:t xml:space="preserve"> - </w:t>
+      </w:r>
+      <w:r>
+        <w:t>файл</w:t>
+      </w:r>
+      <w:r>
+        <w:t xml:space="preserve"> </w:t>
+      </w:r>
+      <w:r>
+        <w:rPr>
+          <w:lang w:val="en-US"/>
+        </w:rPr>
+        <w:t>main</w:t>
+      </w:r>
+      <w:r>
+        <w:t>.</w:t>
+      </w:r>
+      <w:proofErr w:type="spellStart"/>
+      <w:r>
+        <w:rPr>
+          <w:lang w:val="en-US"/>
+        </w:rPr>
+        <w:t>cpp</w:t>
+      </w:r>
+      <w:proofErr w:type="spellEnd"/>
+      <w:r>
+        <w:t xml:space="preserve"> (2/2)</w:t>
+      </w:r>
+    </w:p>
+    <w:p>
+      <w:r>
+        <w:rPr>
+          <w:b/>
+          <w:bCs/>
+        </w:rPr>
+        <w:lastRenderedPageBreak/>
+        <w:t>1. В чем состоит сущность механизма наследования как принципа ООП?</w:t>
+      </w:r>
+      <w:r>
+        <w:t xml:space="preserve"> </w:t>
+      </w:r>
+      <w:r>
+        <w:t>Наследование позволяет создавать новые классы на основе уже существующих, наследуя их свойства и методы для повторного использования и расширения функциональности.</w:t>
+      </w:r>
+    </w:p>
+    <w:p>
+      <w:r>
+        <w:rPr>
+          <w:b/>
+          <w:bCs/>
+        </w:rPr>
+        <w:t>2. Как объявляется производный класс?</w:t>
+      </w:r>
+      <w:r>
+        <w:t xml:space="preserve"> </w:t>
+      </w:r>
+      <w:r>
+        <w:t>Производный класс объявляется с указанием базового класса после двоеточия, например:</w:t>
+      </w:r>
+      <w:r>
+        <w:br/>
+      </w:r>
+      <w:proofErr w:type="spellStart"/>
+      <w:r>
+        <w:t>class</w:t>
+      </w:r>
+      <w:proofErr w:type="spellEnd"/>
+      <w:r>
+        <w:t xml:space="preserve"> </w:t>
+      </w:r>
+      <w:proofErr w:type="spellStart"/>
+      <w:proofErr w:type="gramStart"/>
+      <w:r>
+        <w:t>Derived</w:t>
+      </w:r>
+      <w:proofErr w:type="spellEnd"/>
+      <w:r>
+        <w:t xml:space="preserve"> :</w:t>
+      </w:r>
+      <w:proofErr w:type="gramEnd"/>
+      <w:r>
+        <w:t xml:space="preserve"> </w:t>
+      </w:r>
+      <w:proofErr w:type="spellStart"/>
+      <w:r>
+        <w:t>public</w:t>
+      </w:r>
+      <w:proofErr w:type="spellEnd"/>
+      <w:r>
+        <w:t xml:space="preserve"> Base { };</w:t>
+      </w:r>
+    </w:p>
+    <w:p>
+      <w:r>
+        <w:rPr>
+          <w:b/>
+          <w:bCs/>
+        </w:rPr>
+        <w:t>3. Как осуществляется доступ к элементам базового класса из производного при наследовании?</w:t>
+      </w:r>
+      <w:r>
+        <w:t xml:space="preserve"> </w:t>
+      </w:r>
+      <w:r>
+        <w:t>Доступ определяется модификатором наследования (</w:t>
+      </w:r>
+      <w:proofErr w:type="spellStart"/>
+      <w:r>
+        <w:t>public</w:t>
+      </w:r>
+      <w:proofErr w:type="spellEnd"/>
+      <w:r>
+        <w:t xml:space="preserve">, </w:t>
+      </w:r>
+      <w:proofErr w:type="spellStart"/>
+      <w:r>
+        <w:t>protected</w:t>
+      </w:r>
+      <w:proofErr w:type="spellEnd"/>
+      <w:r>
+        <w:t xml:space="preserve">, </w:t>
+      </w:r>
+      <w:proofErr w:type="spellStart"/>
+      <w:r>
+        <w:t>private</w:t>
+      </w:r>
+      <w:proofErr w:type="spellEnd"/>
+      <w:r>
+        <w:t>) и спецификаторами доступа самих членов (</w:t>
+      </w:r>
+      <w:proofErr w:type="spellStart"/>
+      <w:r>
+        <w:t>public</w:t>
+      </w:r>
+      <w:proofErr w:type="spellEnd"/>
+      <w:r>
+        <w:t xml:space="preserve">, </w:t>
+      </w:r>
+      <w:proofErr w:type="spellStart"/>
+      <w:r>
+        <w:t>protected</w:t>
+      </w:r>
+      <w:proofErr w:type="spellEnd"/>
+      <w:r>
+        <w:t xml:space="preserve">, </w:t>
+      </w:r>
+      <w:proofErr w:type="spellStart"/>
+      <w:r>
+        <w:t>private</w:t>
+      </w:r>
+      <w:proofErr w:type="spellEnd"/>
+      <w:r>
+        <w:t>).</w:t>
+      </w:r>
+    </w:p>
+    <w:p>
+      <w:r>
+        <w:rPr>
+          <w:b/>
+          <w:bCs/>
+        </w:rPr>
+        <w:t>4. Что производный класс наследует из базового класса?</w:t>
+      </w:r>
+      <w:r>
+        <w:t xml:space="preserve"> </w:t>
+      </w:r>
+      <w:r>
+        <w:t>Производный класс наследует все открытые (</w:t>
+      </w:r>
+      <w:proofErr w:type="spellStart"/>
+      <w:r>
+        <w:t>public</w:t>
+      </w:r>
+      <w:proofErr w:type="spellEnd"/>
+      <w:r>
+        <w:t>) и защищенные (</w:t>
+      </w:r>
+      <w:proofErr w:type="spellStart"/>
+      <w:r>
+        <w:t>protected</w:t>
+      </w:r>
+      <w:proofErr w:type="spellEnd"/>
+      <w:r>
+        <w:t>) члены базового класса, включая методы и поля.</w:t>
+      </w:r>
+    </w:p>
+    <w:p>
+      <w:r>
+        <w:rPr>
+          <w:b/>
+          <w:bCs/>
+        </w:rPr>
+        <w:t>5. Что производный класс не наследует из базового класса?</w:t>
+      </w:r>
+      <w:r>
+        <w:t xml:space="preserve"> </w:t>
+      </w:r>
+      <w:r>
+        <w:t>Не наследуются конструкторы, деструкторы, операторы присваивания и приватные (</w:t>
+      </w:r>
+      <w:proofErr w:type="spellStart"/>
+      <w:r>
+        <w:t>private</w:t>
+      </w:r>
+      <w:proofErr w:type="spellEnd"/>
+      <w:r>
+        <w:t>) члены.</w:t>
+      </w:r>
+    </w:p>
+    <w:p>
+      <w:r>
+        <w:rPr>
+          <w:b/>
+          <w:bCs/>
+        </w:rPr>
+        <w:t>6. Каким образом выполняется инициализация наследуемых элементов?</w:t>
+      </w:r>
+      <w:r>
+        <w:t xml:space="preserve"> </w:t>
+      </w:r>
+      <w:r>
+        <w:t>Инициализация выполняется через список инициализации конструктора производного класса, где вызывается конструктор базового класса.</w:t>
+      </w:r>
+    </w:p>
+    <w:p>
+      <w:r>
+        <w:rPr>
+          <w:b/>
+          <w:bCs/>
+        </w:rPr>
+        <w:t>7. Что такое множественное наследование? Как выполняются конструкторы базовых классов при множественном наследовании?</w:t>
+      </w:r>
+      <w:r>
+        <w:t xml:space="preserve"> </w:t>
+      </w:r>
+      <w:r>
+        <w:t xml:space="preserve">Множественное наследование </w:t>
+      </w:r>
+      <w:proofErr w:type="gramStart"/>
+      <w:r>
+        <w:t>-</w:t>
+      </w:r>
+      <w:r>
+        <w:t xml:space="preserve"> это</w:t>
+      </w:r>
+      <w:proofErr w:type="gramEnd"/>
+      <w:r>
+        <w:t xml:space="preserve"> наследование от нескольких базовых классов. Конструкторы базовых классов вызываются в порядке их объявления в списке наследования.</w:t>
+      </w:r>
+    </w:p>
+    <w:p>
+      <w:r>
+        <w:rPr>
+          <w:b/>
+          <w:bCs/>
+        </w:rPr>
+        <w:t>8. В каком порядке вызываются конструкторы и деструкторы класса при создании и удалении объекта производного класса?</w:t>
+      </w:r>
+      <w:r>
+        <w:t xml:space="preserve"> </w:t>
+      </w:r>
+      <w:r>
+        <w:t xml:space="preserve">Сначала вызываются конструкторы базовых классов, затем производного. При удалении </w:t>
+      </w:r>
+      <w:r>
+        <w:t>-</w:t>
+      </w:r>
+      <w:r>
+        <w:t xml:space="preserve"> в обратном порядке: сначала деструктор производного, потом базовых.</w:t>
+      </w:r>
+    </w:p>
+    <w:p>
+      <w:r>
+        <w:rPr>
+          <w:b/>
+          <w:bCs/>
+        </w:rPr>
+        <w:t>9. Какой принцип ООП реализует механизм виртуальных функций?</w:t>
+      </w:r>
+      <w:r>
+        <w:t xml:space="preserve"> </w:t>
+      </w:r>
+      <w:r>
+        <w:t>Принцип полиморфизма.</w:t>
+      </w:r>
+    </w:p>
+    <w:p>
+      <w:r>
+        <w:rPr>
+          <w:b/>
+          <w:bCs/>
+        </w:rPr>
+        <w:t>10. Когда следует использовать механизм виртуальных функций в программе?</w:t>
+      </w:r>
+      <w:r>
+        <w:t xml:space="preserve"> </w:t>
+      </w:r>
+      <w:r>
+        <w:t>Когда нужно обеспечить разное поведение переопределённых</w:t>
+      </w:r>
+      <w:r>
+        <w:t xml:space="preserve"> </w:t>
+      </w:r>
+      <w:r>
+        <w:t>методов при работе через указатели или ссылки на базовый класс.</w:t>
+      </w:r>
+    </w:p>
+    <w:p>
+      <w:r>
+        <w:rPr>
+          <w:b/>
+          <w:bCs/>
+        </w:rPr>
+        <w:t>11. В чем состоит сущность метода динамического связывания?</w:t>
+      </w:r>
+      <w:r>
+        <w:t xml:space="preserve"> </w:t>
+      </w:r>
+      <w:r>
+        <w:t>Динамическое связывание обеспечивает вызов переопределённого метода того класса, объект которого реально используется во время выполнения.</w:t>
+      </w:r>
+    </w:p>
+    <w:p>
+      <w:r>
+        <w:rPr>
+          <w:b/>
+          <w:bCs/>
+        </w:rPr>
+        <w:t>12. В чем смысл идеи «один интерфейс – множество методов»?</w:t>
+      </w:r>
+      <w:r>
+        <w:t xml:space="preserve"> </w:t>
+      </w:r>
+      <w:r>
+        <w:t>Это означает, что через одинаковый интерфейс можно обращаться к объектам разных классов, реализующих методы по-своему.</w:t>
+      </w:r>
+    </w:p>
+    <w:p>
+      <w:r>
+        <w:rPr>
+          <w:b/>
+          <w:bCs/>
+        </w:rPr>
+        <w:t>13. Когда может быть проигнорирован механизм виртуальных функций?</w:t>
+      </w:r>
+      <w:r>
+        <w:t xml:space="preserve"> </w:t>
+      </w:r>
+      <w:r>
+        <w:t>Когда вызывается метод через объект, а не через указатель или ссылку на базовый класс.</w:t>
+      </w:r>
+    </w:p>
+    <w:p>
+      <w:r>
+        <w:rPr>
+          <w:b/>
+          <w:bCs/>
+        </w:rPr>
+        <w:lastRenderedPageBreak/>
+        <w:t>14. Что такое абстрактный класс? Можно ли создавать объекты абстрактных классов?</w:t>
+      </w:r>
+      <w:r>
+        <w:t xml:space="preserve"> </w:t>
+      </w:r>
+      <w:r>
+        <w:t xml:space="preserve">Абстрактный класс </w:t>
+      </w:r>
+      <w:proofErr w:type="gramStart"/>
+      <w:r>
+        <w:t>-</w:t>
+      </w:r>
+      <w:r>
+        <w:t xml:space="preserve"> это</w:t>
+      </w:r>
+      <w:proofErr w:type="gramEnd"/>
+      <w:r>
+        <w:t xml:space="preserve"> класс, содержащий хотя бы одну чисто виртуальную функцию. Объекты абстрактных классов создавать нельзя.</w:t>
+      </w:r>
+    </w:p>
     <w:p/>
-    <w:p>
-      <w:pPr>
-        <w:rPr>
-          <w:lang w:val="en-US"/>
-        </w:rPr>
-      </w:pPr>
+    <w:p/>
+    <w:p>
+      <w:pPr>
+        <w:ind w:left="708" w:firstLine="1"/>
+        <w:rPr>
+          <w:b/>
+          <w:bCs/>
+        </w:rPr>
+      </w:pPr>
+      <w:r>
+        <w:rPr>
+          <w:b/>
+          <w:bCs/>
+        </w:rPr>
+        <w:t>Вывод:</w:t>
+      </w:r>
+    </w:p>
+    <w:p>
+      <w:r>
+        <w:t>В ходе лабораторной работы были получены практические навыки</w:t>
+      </w:r>
+      <w:r>
+        <w:t xml:space="preserve"> </w:t>
+      </w:r>
+      <w:r>
+        <w:t xml:space="preserve">разработки и отладки программ с использованием механизма наследования. В процессе выполнения задания были созданы базовые и производные классы, реализованы виртуальные и чисто виртуальные методы, а также продемонстрирована работа конструкторов, деструкторов и методов переопределения. Работа позволила закрепить понимание принципов объектно-ориентированного программирования </w:t>
+      </w:r>
+      <w:r>
+        <w:t xml:space="preserve">- </w:t>
+      </w:r>
+      <w:r>
+        <w:t>наследования, инкапсуляции и полиморфизма, а также научиться применять их на практике при проектировании и реализации иерархии классов.</w:t>
+      </w:r>
     </w:p>
     <w:sectPr>
       <w:pgSz w:w="11906" w:h="16838"/>
@@ -3419,6 +4653,7 @@
       <w:numPr>
         <w:ilvl w:val="1"/>
       </w:numPr>
+      <w:ind w:firstLine="709"/>
     </w:pPr>
     <w:rPr>
       <w:rFonts w:eastAsiaTheme="majorEastAsia" w:cstheme="majorBidi"/>
@@ -3610,6 +4845,27 @@
         <w:numId w:val="3"/>
       </w:numPr>
     </w:pPr>
+  </w:style>
+  <w:style w:type="paragraph" w:styleId="af">
+    <w:name w:val="caption"/>
+    <w:basedOn w:val="a"/>
+    <w:next w:val="a"/>
+    <w:uiPriority w:val="35"/>
+    <w:unhideWhenUsed/>
+    <w:qFormat/>
+    <w:rsid w:val="00EC0198"/>
+    <w:pPr>
+      <w:spacing w:after="200"/>
+      <w:ind w:firstLine="0"/>
+      <w:jc w:val="center"/>
+    </w:pPr>
+    <w:rPr>
+      <w:i/>
+      <w:iCs/>
+      <w:color w:val="0E2841" w:themeColor="text2"/>
+      <w:sz w:val="24"/>
+      <w:szCs w:val="18"/>
+    </w:rPr>
   </w:style>
 </w:styles>
 </file>
@@ -3907,4 +5163,16 @@
     </a:ext>
   </a:extLst>
 </a:theme>
+</file>
+
+<file path=customXml/item1.xml><?xml version="1.0" encoding="utf-8"?>
+<b:Sources xmlns:b="http://schemas.openxmlformats.org/officeDocument/2006/bibliography" xmlns="http://schemas.openxmlformats.org/officeDocument/2006/bibliography" SelectedStyle="\APASixthEditionOfficeOnline.xsl" StyleName="APA" Version="6"/>
+</file>
+
+<file path=customXml/itemProps1.xml><?xml version="1.0" encoding="utf-8"?>
+<ds:datastoreItem xmlns:ds="http://schemas.openxmlformats.org/officeDocument/2006/customXml" ds:itemID="{941FC3BF-2399-42AA-8D9C-423F22E0C40F}">
+  <ds:schemaRefs>
+    <ds:schemaRef ds:uri="http://schemas.openxmlformats.org/officeDocument/2006/bibliography"/>
+  </ds:schemaRefs>
+</ds:datastoreItem>
 </file>